--- a/Compreshensive Guid/Booking page Logic.docx
+++ b/Compreshensive Guid/Booking page Logic.docx
@@ -2,6 +2,52 @@
 <file path=word/document.xml><?xml version="1.0" encoding="utf-8"?>
 <w:document xmlns:wpc="http://schemas.microsoft.com/office/word/2010/wordprocessingCanvas" xmlns:cx="http://schemas.microsoft.com/office/drawing/2014/chartex" xmlns:cx1="http://schemas.microsoft.com/office/drawing/2015/9/8/chartex" xmlns:mc="http://schemas.openxmlformats.org/markup-compatibility/2006" xmlns:o="urn:schemas-microsoft-com:office:office" xmlns:r="http://schemas.openxmlformats.org/officeDocument/2006/relationships" xmlns:m="http://schemas.openxmlformats.org/officeDocument/2006/math" xmlns:v="urn:schemas-microsoft-com:vml" xmlns:wp14="http://schemas.microsoft.com/office/word/2010/wordprocessingDrawing" xmlns:wp="http://schemas.openxmlformats.org/drawingml/2006/wordprocessingDrawing" xmlns:w10="urn:schemas-microsoft-com:office:word" xmlns:w="http://schemas.openxmlformats.org/wordprocessingml/2006/main" xmlns:w14="http://schemas.microsoft.com/office/word/2010/wordml" xmlns:w15="http://schemas.microsoft.com/office/word/2012/wordml" xmlns:w16se="http://schemas.microsoft.com/office/word/2015/wordml/symex" xmlns:wpg="http://schemas.microsoft.com/office/word/2010/wordprocessingGroup" xmlns:wpi="http://schemas.microsoft.com/office/word/2010/wordprocessingInk" xmlns:wne="http://schemas.microsoft.com/office/word/2006/wordml" xmlns:wps="http://schemas.microsoft.com/office/word/2010/wordprocessingShape" mc:Ignorable="w14 w15 w16se wp14">
   <w:body>
+    <w:p>
+      <w:pPr>
+        <w:jc w:val="center"/>
+        <w:rPr>
+          <w:b/>
+          <w:sz w:val="30"/>
+          <w:szCs w:val="30"/>
+        </w:rPr>
+      </w:pPr>
+      <w:r>
+        <w:rPr>
+          <w:b/>
+          <w:sz w:val="30"/>
+          <w:szCs w:val="30"/>
+        </w:rPr>
+        <w:t xml:space="preserve">Assigned: </w:t>
+      </w:r>
+      <w:proofErr w:type="spellStart"/>
+      <w:r>
+        <w:rPr>
+          <w:b/>
+          <w:sz w:val="30"/>
+          <w:szCs w:val="30"/>
+        </w:rPr>
+        <w:t>Esino</w:t>
+      </w:r>
+      <w:proofErr w:type="spellEnd"/>
+      <w:r>
+        <w:rPr>
+          <w:b/>
+          <w:sz w:val="30"/>
+          <w:szCs w:val="30"/>
+        </w:rPr>
+        <w:t xml:space="preserve"> &amp; G</w:t>
+      </w:r>
+      <w:r>
+        <w:rPr>
+          <w:b/>
+          <w:sz w:val="30"/>
+          <w:szCs w:val="30"/>
+        </w:rPr>
+        <w:t>race</w:t>
+      </w:r>
+      <w:bookmarkStart w:id="0" w:name="_GoBack"/>
+      <w:bookmarkEnd w:id="0"/>
+    </w:p>
     <w:p>
       <w:pPr>
         <w:pStyle w:val="ListParagraph"/>
@@ -208,12 +254,12 @@
     </w:p>
     <w:p>
       <w:r>
+        <w:lastRenderedPageBreak/>
         <w:t>Calculate base price based on distance</w:t>
       </w:r>
     </w:p>
     <w:p>
       <w:r>
-        <w:lastRenderedPageBreak/>
         <w:t>Count available seats for each bus on that route</w:t>
       </w:r>
     </w:p>
@@ -455,6 +501,7 @@
     <w:p>
       <w:proofErr w:type="spellStart"/>
       <w:r>
+        <w:lastRenderedPageBreak/>
         <w:t>routeId</w:t>
       </w:r>
       <w:proofErr w:type="spellEnd"/>
@@ -465,215 +512,214 @@
     <w:p>
       <w:proofErr w:type="spellStart"/>
       <w:r>
+        <w:t>departureDate</w:t>
+      </w:r>
+      <w:proofErr w:type="spellEnd"/>
+      <w:r>
+        <w:t>: string (YYYY-MM-DD, required)</w:t>
+      </w:r>
+    </w:p>
+    <w:p>
+      <w:proofErr w:type="spellStart"/>
+      <w:r>
+        <w:t>departureTime</w:t>
+      </w:r>
+      <w:proofErr w:type="spellEnd"/>
+      <w:r>
+        <w:t>: string (HH:MM, required)</w:t>
+      </w:r>
+    </w:p>
+    <w:p>
+      <w:r>
+        <w:t>```</w:t>
+      </w:r>
+    </w:p>
+    <w:p>
+      <w:r>
+        <w:t>Response:</w:t>
+      </w:r>
+    </w:p>
+    <w:p>
+      <w:r>
+        <w:t>```</w:t>
+      </w:r>
+      <w:proofErr w:type="spellStart"/>
+      <w:r>
+        <w:t>json</w:t>
+      </w:r>
+      <w:proofErr w:type="spellEnd"/>
+    </w:p>
+    <w:p>
+      <w:r>
+        <w:t>{</w:t>
+      </w:r>
+    </w:p>
+    <w:p>
+      <w:r>
+        <w:t>  "success": true,</w:t>
+      </w:r>
+    </w:p>
+    <w:p>
+      <w:r>
+        <w:t>  "buses": [</w:t>
+      </w:r>
+    </w:p>
+    <w:p>
+      <w:r>
+        <w:t>    {</w:t>
+      </w:r>
+    </w:p>
+    <w:p>
+      <w:r>
+        <w:t>      "</w:t>
+      </w:r>
+      <w:proofErr w:type="spellStart"/>
+      <w:r>
+        <w:t>busId</w:t>
+      </w:r>
+      <w:proofErr w:type="spellEnd"/>
+      <w:r>
+        <w:t>": "UUID",</w:t>
+      </w:r>
+    </w:p>
+    <w:p>
+      <w:r>
+        <w:t>      "</w:t>
+      </w:r>
+      <w:proofErr w:type="spellStart"/>
+      <w:r>
+        <w:t>busName</w:t>
+      </w:r>
+      <w:proofErr w:type="spellEnd"/>
+      <w:r>
+        <w:t>": "Bus 101 - Executive",</w:t>
+      </w:r>
+    </w:p>
+    <w:p>
+      <w:r>
+        <w:t>      "capacity": 16,</w:t>
+      </w:r>
+    </w:p>
+    <w:p>
+      <w:r>
+        <w:t>      "type": "executive",</w:t>
+      </w:r>
+    </w:p>
+    <w:p>
+      <w:r>
+        <w:t>      "amenities": ["AC", "</w:t>
+      </w:r>
+      <w:proofErr w:type="spellStart"/>
+      <w:r>
+        <w:t>WiFi</w:t>
+      </w:r>
+      <w:proofErr w:type="spellEnd"/>
+      <w:r>
+        <w:t>", "USB Charging"],</w:t>
+      </w:r>
+    </w:p>
+    <w:p>
+      <w:r>
+        <w:t>      "</w:t>
+      </w:r>
+      <w:proofErr w:type="spellStart"/>
+      <w:r>
+        <w:t>availableSeats</w:t>
+      </w:r>
+      <w:proofErr w:type="spellEnd"/>
+      <w:r>
+        <w:t>": 8,</w:t>
+      </w:r>
+    </w:p>
+    <w:p>
+      <w:r>
+        <w:t>      "price": 4500,</w:t>
+      </w:r>
+    </w:p>
+    <w:p>
+      <w:r>
+        <w:t>      "operator": "</w:t>
+      </w:r>
+      <w:proofErr w:type="spellStart"/>
+      <w:r>
+        <w:t>GoldenBus</w:t>
+      </w:r>
+      <w:proofErr w:type="spellEnd"/>
+      <w:r>
+        <w:t xml:space="preserve"> Transport"</w:t>
+      </w:r>
+    </w:p>
+    <w:p>
+      <w:r>
+        <w:t>    }</w:t>
+      </w:r>
+    </w:p>
+    <w:p>
+      <w:r>
+        <w:t>  ]</w:t>
+      </w:r>
+    </w:p>
+    <w:p>
+      <w:r>
+        <w:t>}</w:t>
+      </w:r>
+    </w:p>
+    <w:p>
+      <w:r>
+        <w:t>```</w:t>
+      </w:r>
+    </w:p>
+    <w:p>
+      <w:r>
+        <w:t>Logic:</w:t>
+      </w:r>
+    </w:p>
+    <w:p>
+      <w:r>
+        <w:t>Query buses table for given route and time</w:t>
+      </w:r>
+    </w:p>
+    <w:p>
+      <w:r>
+        <w:t>Count available (</w:t>
+      </w:r>
+      <w:proofErr w:type="spellStart"/>
+      <w:r>
+        <w:t>unbooked</w:t>
+      </w:r>
+      <w:proofErr w:type="spellEnd"/>
+      <w:r>
+        <w:t>) seats</w:t>
+      </w:r>
+    </w:p>
+    <w:p>
+      <w:r>
+        <w:t>Return bus details with pricing</w:t>
+      </w:r>
+    </w:p>
+    <w:p>
+      <w:r>
+        <w:t>Filter out buses with 0 available seats (optional)</w:t>
+      </w:r>
+    </w:p>
+    <w:p>
+      <w:r>
+        <w:t>Database Tables:</w:t>
+      </w:r>
+    </w:p>
+    <w:p>
+      <w:r>
+        <w:t>```</w:t>
+      </w:r>
+    </w:p>
+    <w:p>
+      <w:r>
         <w:lastRenderedPageBreak/>
-        <w:t>departureDate</w:t>
-      </w:r>
-      <w:proofErr w:type="spellEnd"/>
-      <w:r>
-        <w:t>: string (YYYY-MM-DD, required)</w:t>
-      </w:r>
-    </w:p>
-    <w:p>
-      <w:proofErr w:type="spellStart"/>
-      <w:r>
-        <w:t>departureTime</w:t>
-      </w:r>
-      <w:proofErr w:type="spellEnd"/>
-      <w:r>
-        <w:t>: string (HH:MM, required)</w:t>
-      </w:r>
-    </w:p>
-    <w:p>
-      <w:r>
-        <w:t>```</w:t>
-      </w:r>
-    </w:p>
-    <w:p>
-      <w:r>
-        <w:t>Response:</w:t>
-      </w:r>
-    </w:p>
-    <w:p>
-      <w:r>
-        <w:t>```</w:t>
-      </w:r>
-      <w:proofErr w:type="spellStart"/>
-      <w:r>
-        <w:t>json</w:t>
-      </w:r>
-      <w:proofErr w:type="spellEnd"/>
-    </w:p>
-    <w:p>
-      <w:r>
-        <w:t>{</w:t>
-      </w:r>
-    </w:p>
-    <w:p>
-      <w:r>
-        <w:t>  "success": true,</w:t>
-      </w:r>
-    </w:p>
-    <w:p>
-      <w:r>
-        <w:t>  "buses": [</w:t>
-      </w:r>
-    </w:p>
-    <w:p>
-      <w:r>
-        <w:t>    {</w:t>
-      </w:r>
-    </w:p>
-    <w:p>
-      <w:r>
-        <w:t>      "</w:t>
-      </w:r>
-      <w:proofErr w:type="spellStart"/>
-      <w:r>
-        <w:t>busId</w:t>
-      </w:r>
-      <w:proofErr w:type="spellEnd"/>
-      <w:r>
-        <w:t>": "UUID",</w:t>
-      </w:r>
-    </w:p>
-    <w:p>
-      <w:r>
-        <w:t>      "</w:t>
-      </w:r>
-      <w:proofErr w:type="spellStart"/>
-      <w:r>
-        <w:t>busName</w:t>
-      </w:r>
-      <w:proofErr w:type="spellEnd"/>
-      <w:r>
-        <w:t>": "Bus 101 - Executive",</w:t>
-      </w:r>
-    </w:p>
-    <w:p>
-      <w:r>
-        <w:t>      "capacity": 16,</w:t>
-      </w:r>
-    </w:p>
-    <w:p>
-      <w:r>
-        <w:t>      "type": "executive",</w:t>
-      </w:r>
-    </w:p>
-    <w:p>
-      <w:r>
-        <w:t>      "amenities": ["AC", "</w:t>
-      </w:r>
-      <w:proofErr w:type="spellStart"/>
-      <w:r>
-        <w:t>WiFi</w:t>
-      </w:r>
-      <w:proofErr w:type="spellEnd"/>
-      <w:r>
-        <w:t>", "USB Charging"],</w:t>
-      </w:r>
-    </w:p>
-    <w:p>
-      <w:r>
-        <w:t>      "</w:t>
-      </w:r>
-      <w:proofErr w:type="spellStart"/>
-      <w:r>
-        <w:t>availableSeats</w:t>
-      </w:r>
-      <w:proofErr w:type="spellEnd"/>
-      <w:r>
-        <w:t>": 8,</w:t>
-      </w:r>
-    </w:p>
-    <w:p>
-      <w:r>
-        <w:t>      "price": 4500,</w:t>
-      </w:r>
-    </w:p>
-    <w:p>
-      <w:r>
-        <w:t>      "operator": "</w:t>
-      </w:r>
-      <w:proofErr w:type="spellStart"/>
-      <w:r>
-        <w:t>GoldenBus</w:t>
-      </w:r>
-      <w:proofErr w:type="spellEnd"/>
-      <w:r>
-        <w:t xml:space="preserve"> Transport"</w:t>
-      </w:r>
-    </w:p>
-    <w:p>
-      <w:r>
-        <w:t>    }</w:t>
-      </w:r>
-    </w:p>
-    <w:p>
-      <w:r>
-        <w:t>  ]</w:t>
-      </w:r>
-    </w:p>
-    <w:p>
-      <w:r>
-        <w:t>}</w:t>
-      </w:r>
-    </w:p>
-    <w:p>
-      <w:r>
-        <w:t>```</w:t>
-      </w:r>
-    </w:p>
-    <w:p>
-      <w:r>
-        <w:t>Logic:</w:t>
-      </w:r>
-    </w:p>
-    <w:p>
-      <w:r>
-        <w:t>Query buses table for given route and time</w:t>
-      </w:r>
-    </w:p>
-    <w:p>
-      <w:r>
-        <w:t>Count available (</w:t>
-      </w:r>
-      <w:proofErr w:type="spellStart"/>
-      <w:r>
-        <w:t>unbooked</w:t>
-      </w:r>
-      <w:proofErr w:type="spellEnd"/>
-      <w:r>
-        <w:t>) seats</w:t>
-      </w:r>
-    </w:p>
-    <w:p>
-      <w:r>
-        <w:t>Return bus details with pricing</w:t>
-      </w:r>
-    </w:p>
-    <w:p>
-      <w:r>
-        <w:t>Filter out buses with 0 available seats (optional)</w:t>
-      </w:r>
-    </w:p>
-    <w:p>
-      <w:r>
-        <w:t>Database Tables:</w:t>
-      </w:r>
-    </w:p>
-    <w:p>
-      <w:r>
-        <w:t>```</w:t>
-      </w:r>
-    </w:p>
-    <w:p>
-      <w:r>
         <w:t>buses table:</w:t>
       </w:r>
     </w:p>
     <w:p>
       <w:r>
-        <w:lastRenderedPageBreak/>
         <w:t>- id (UUID, primary key)</w:t>
       </w:r>
     </w:p>
@@ -950,6 +996,7 @@
     <w:p>
       <w:proofErr w:type="spellStart"/>
       <w:r>
+        <w:lastRenderedPageBreak/>
         <w:t>departureTime</w:t>
       </w:r>
       <w:proofErr w:type="spellEnd"/>
@@ -959,230 +1006,229 @@
     </w:p>
     <w:p>
       <w:r>
+        <w:t>```</w:t>
+      </w:r>
+    </w:p>
+    <w:p>
+      <w:r>
+        <w:t>Response:</w:t>
+      </w:r>
+    </w:p>
+    <w:p>
+      <w:r>
+        <w:t>```</w:t>
+      </w:r>
+      <w:proofErr w:type="spellStart"/>
+      <w:r>
+        <w:t>json</w:t>
+      </w:r>
+      <w:proofErr w:type="spellEnd"/>
+    </w:p>
+    <w:p>
+      <w:r>
+        <w:t>{</w:t>
+      </w:r>
+    </w:p>
+    <w:p>
+      <w:r>
+        <w:t>  "success": true,</w:t>
+      </w:r>
+    </w:p>
+    <w:p>
+      <w:r>
+        <w:t>  "</w:t>
+      </w:r>
+      <w:proofErr w:type="spellStart"/>
+      <w:r>
+        <w:t>busId</w:t>
+      </w:r>
+      <w:proofErr w:type="spellEnd"/>
+      <w:r>
+        <w:t>": "UUID",</w:t>
+      </w:r>
+    </w:p>
+    <w:p>
+      <w:r>
+        <w:t>  "</w:t>
+      </w:r>
+      <w:proofErr w:type="spellStart"/>
+      <w:r>
+        <w:t>totalSeats</w:t>
+      </w:r>
+      <w:proofErr w:type="spellEnd"/>
+      <w:r>
+        <w:t>": 16,</w:t>
+      </w:r>
+    </w:p>
+    <w:p>
+      <w:r>
+        <w:t>  "</w:t>
+      </w:r>
+      <w:proofErr w:type="spellStart"/>
+      <w:r>
+        <w:t>bookedSeats</w:t>
+      </w:r>
+      <w:proofErr w:type="spellEnd"/>
+      <w:r>
+        <w:t>": [2, 5, 8, 12],</w:t>
+      </w:r>
+    </w:p>
+    <w:p>
+      <w:r>
+        <w:t>  "</w:t>
+      </w:r>
+      <w:proofErr w:type="spellStart"/>
+      <w:r>
+        <w:t>availableSeats</w:t>
+      </w:r>
+      <w:proofErr w:type="spellEnd"/>
+      <w:r>
+        <w:t>": [1, 3, 4, 6, 7, 9, 10, 11, 13, 14, 15, 16],</w:t>
+      </w:r>
+    </w:p>
+    <w:p>
+      <w:r>
+        <w:t>  "layout": {</w:t>
+      </w:r>
+    </w:p>
+    <w:p>
+      <w:r>
+        <w:t>    "rows": 4,</w:t>
+      </w:r>
+    </w:p>
+    <w:p>
+      <w:r>
+        <w:t>    "</w:t>
+      </w:r>
+      <w:proofErr w:type="spellStart"/>
+      <w:r>
+        <w:t>seatsPerRow</w:t>
+      </w:r>
+      <w:proofErr w:type="spellEnd"/>
+      <w:r>
+        <w:t>": 4,</w:t>
+      </w:r>
+    </w:p>
+    <w:p>
+      <w:r>
+        <w:t>    "</w:t>
+      </w:r>
+      <w:proofErr w:type="spellStart"/>
+      <w:r>
+        <w:t>aislePosition</w:t>
+      </w:r>
+      <w:proofErr w:type="spellEnd"/>
+      <w:r>
+        <w:t>": 2</w:t>
+      </w:r>
+    </w:p>
+    <w:p>
+      <w:r>
+        <w:t>  }</w:t>
+      </w:r>
+    </w:p>
+    <w:p>
+      <w:r>
+        <w:t>}</w:t>
+      </w:r>
+    </w:p>
+    <w:p>
+      <w:r>
+        <w:t>```</w:t>
+      </w:r>
+    </w:p>
+    <w:p>
+      <w:r>
+        <w:t>Logic:</w:t>
+      </w:r>
+    </w:p>
+    <w:p>
+      <w:r>
+        <w:t xml:space="preserve">Query </w:t>
+      </w:r>
+      <w:proofErr w:type="spellStart"/>
+      <w:r>
+        <w:t>seat_bookings</w:t>
+      </w:r>
+      <w:proofErr w:type="spellEnd"/>
+      <w:r>
+        <w:t xml:space="preserve"> table for bus on specific date/time</w:t>
+      </w:r>
+    </w:p>
+    <w:p>
+      <w:r>
+        <w:t>Return list of booked seat numbers</w:t>
+      </w:r>
+    </w:p>
+    <w:p>
+      <w:r>
+        <w:t>Calculate available seats (total - booked)</w:t>
+      </w:r>
+    </w:p>
+    <w:p>
+      <w:r>
+        <w:t>Return bus layout configuration for frontend rendering</w:t>
+      </w:r>
+    </w:p>
+    <w:p>
+      <w:r>
+        <w:t>Database Tables:</w:t>
+      </w:r>
+    </w:p>
+    <w:p>
+      <w:r>
+        <w:t>```</w:t>
+      </w:r>
+    </w:p>
+    <w:p>
+      <w:r>
+        <w:t>seats table:</w:t>
+      </w:r>
+    </w:p>
+    <w:p>
+      <w:r>
+        <w:t>- id (UUID, primary key)</w:t>
+      </w:r>
+    </w:p>
+    <w:p>
+      <w:r>
+        <w:t xml:space="preserve">- </w:t>
+      </w:r>
+      <w:proofErr w:type="spellStart"/>
+      <w:r>
+        <w:t>busId</w:t>
+      </w:r>
+      <w:proofErr w:type="spellEnd"/>
+      <w:r>
+        <w:t xml:space="preserve"> (UUID, foreign key)</w:t>
+      </w:r>
+    </w:p>
+    <w:p>
+      <w:r>
+        <w:t xml:space="preserve">- </w:t>
+      </w:r>
+      <w:proofErr w:type="spellStart"/>
+      <w:r>
+        <w:t>seatNumber</w:t>
+      </w:r>
+      <w:proofErr w:type="spellEnd"/>
+      <w:r>
+        <w:t xml:space="preserve"> (integer, 1-16)</w:t>
+      </w:r>
+    </w:p>
+    <w:p>
+      <w:r>
+        <w:t>- row (integer)</w:t>
+      </w:r>
+    </w:p>
+    <w:p>
+      <w:r>
         <w:lastRenderedPageBreak/>
-        <w:t>```</w:t>
-      </w:r>
-    </w:p>
-    <w:p>
-      <w:r>
-        <w:t>Response:</w:t>
-      </w:r>
-    </w:p>
-    <w:p>
-      <w:r>
-        <w:t>```</w:t>
-      </w:r>
-      <w:proofErr w:type="spellStart"/>
-      <w:r>
-        <w:t>json</w:t>
-      </w:r>
-      <w:proofErr w:type="spellEnd"/>
-    </w:p>
-    <w:p>
-      <w:r>
-        <w:t>{</w:t>
-      </w:r>
-    </w:p>
-    <w:p>
-      <w:r>
-        <w:t>  "success": true,</w:t>
-      </w:r>
-    </w:p>
-    <w:p>
-      <w:r>
-        <w:t>  "</w:t>
-      </w:r>
-      <w:proofErr w:type="spellStart"/>
-      <w:r>
-        <w:t>busId</w:t>
-      </w:r>
-      <w:proofErr w:type="spellEnd"/>
-      <w:r>
-        <w:t>": "UUID",</w:t>
-      </w:r>
-    </w:p>
-    <w:p>
-      <w:r>
-        <w:t>  "</w:t>
-      </w:r>
-      <w:proofErr w:type="spellStart"/>
-      <w:r>
-        <w:t>totalSeats</w:t>
-      </w:r>
-      <w:proofErr w:type="spellEnd"/>
-      <w:r>
-        <w:t>": 16,</w:t>
-      </w:r>
-    </w:p>
-    <w:p>
-      <w:r>
-        <w:t>  "</w:t>
-      </w:r>
-      <w:proofErr w:type="spellStart"/>
-      <w:r>
-        <w:t>bookedSeats</w:t>
-      </w:r>
-      <w:proofErr w:type="spellEnd"/>
-      <w:r>
-        <w:t>": [2, 5, 8, 12],</w:t>
-      </w:r>
-    </w:p>
-    <w:p>
-      <w:r>
-        <w:t>  "</w:t>
-      </w:r>
-      <w:proofErr w:type="spellStart"/>
-      <w:r>
-        <w:t>availableSeats</w:t>
-      </w:r>
-      <w:proofErr w:type="spellEnd"/>
-      <w:r>
-        <w:t>": [1, 3, 4, 6, 7, 9, 10, 11, 13, 14, 15, 16],</w:t>
-      </w:r>
-    </w:p>
-    <w:p>
-      <w:r>
-        <w:t>  "layout": {</w:t>
-      </w:r>
-    </w:p>
-    <w:p>
-      <w:r>
-        <w:t>    "rows": 4,</w:t>
-      </w:r>
-    </w:p>
-    <w:p>
-      <w:r>
-        <w:t>    "</w:t>
-      </w:r>
-      <w:proofErr w:type="spellStart"/>
-      <w:r>
-        <w:t>seatsPerRow</w:t>
-      </w:r>
-      <w:proofErr w:type="spellEnd"/>
-      <w:r>
-        <w:t>": 4,</w:t>
-      </w:r>
-    </w:p>
-    <w:p>
-      <w:r>
-        <w:t>    "</w:t>
-      </w:r>
-      <w:proofErr w:type="spellStart"/>
-      <w:r>
-        <w:t>aislePosition</w:t>
-      </w:r>
-      <w:proofErr w:type="spellEnd"/>
-      <w:r>
-        <w:t>": 2</w:t>
-      </w:r>
-    </w:p>
-    <w:p>
-      <w:r>
-        <w:t>  }</w:t>
-      </w:r>
-    </w:p>
-    <w:p>
-      <w:r>
-        <w:t>}</w:t>
-      </w:r>
-    </w:p>
-    <w:p>
-      <w:r>
-        <w:t>```</w:t>
-      </w:r>
-    </w:p>
-    <w:p>
-      <w:r>
-        <w:t>Logic:</w:t>
-      </w:r>
-    </w:p>
-    <w:p>
-      <w:r>
-        <w:t xml:space="preserve">Query </w:t>
-      </w:r>
-      <w:proofErr w:type="spellStart"/>
-      <w:r>
-        <w:t>seat_bookings</w:t>
-      </w:r>
-      <w:proofErr w:type="spellEnd"/>
-      <w:r>
-        <w:t xml:space="preserve"> table for bus on specific date/time</w:t>
-      </w:r>
-    </w:p>
-    <w:p>
-      <w:r>
-        <w:t>Return list of booked seat numbers</w:t>
-      </w:r>
-    </w:p>
-    <w:p>
-      <w:r>
-        <w:t>Calculate available seats (total - booked)</w:t>
-      </w:r>
-    </w:p>
-    <w:p>
-      <w:r>
-        <w:t>Return bus layout configuration for frontend rendering</w:t>
-      </w:r>
-    </w:p>
-    <w:p>
-      <w:r>
-        <w:t>Database Tables:</w:t>
-      </w:r>
-    </w:p>
-    <w:p>
-      <w:r>
-        <w:t>```</w:t>
-      </w:r>
-    </w:p>
-    <w:p>
-      <w:r>
-        <w:t>seats table:</w:t>
-      </w:r>
-    </w:p>
-    <w:p>
-      <w:r>
-        <w:t>- id (UUID, primary key)</w:t>
-      </w:r>
-    </w:p>
-    <w:p>
-      <w:r>
-        <w:t xml:space="preserve">- </w:t>
-      </w:r>
-      <w:proofErr w:type="spellStart"/>
-      <w:r>
-        <w:t>busId</w:t>
-      </w:r>
-      <w:proofErr w:type="spellEnd"/>
-      <w:r>
-        <w:t xml:space="preserve"> (UUID, foreign key)</w:t>
-      </w:r>
-    </w:p>
-    <w:p>
-      <w:r>
-        <w:t xml:space="preserve">- </w:t>
-      </w:r>
-      <w:proofErr w:type="spellStart"/>
-      <w:r>
-        <w:t>seatNumber</w:t>
-      </w:r>
-      <w:proofErr w:type="spellEnd"/>
-      <w:r>
-        <w:t xml:space="preserve"> (integer, 1-16)</w:t>
-      </w:r>
-    </w:p>
-    <w:p>
-      <w:r>
-        <w:t>- row (integer)</w:t>
-      </w:r>
-    </w:p>
-    <w:p>
-      <w:r>
         <w:t>- column (integer)</w:t>
       </w:r>
     </w:p>
     <w:p>
       <w:r>
-        <w:lastRenderedPageBreak/>
         <w:t xml:space="preserve">- </w:t>
       </w:r>
       <w:proofErr w:type="spellStart"/>
@@ -1439,24 +1485,24 @@
     </w:p>
     <w:p>
       <w:r>
-        <w:t>  "</w:t>
-      </w:r>
-      <w:proofErr w:type="spellStart"/>
-      <w:r>
-        <w:t>busId</w:t>
-      </w:r>
-      <w:proofErr w:type="spellEnd"/>
-      <w:r>
-        <w:t>": "UUID",</w:t>
-      </w:r>
-    </w:p>
-    <w:p>
-      <w:r>
         <w:lastRenderedPageBreak/>
         <w:t>  "</w:t>
       </w:r>
       <w:proofErr w:type="spellStart"/>
       <w:r>
+        <w:t>busId</w:t>
+      </w:r>
+      <w:proofErr w:type="spellEnd"/>
+      <w:r>
+        <w:t>": "UUID",</w:t>
+      </w:r>
+    </w:p>
+    <w:p>
+      <w:r>
+        <w:t>  "</w:t>
+      </w:r>
+      <w:proofErr w:type="spellStart"/>
+      <w:r>
         <w:t>selectedSeat</w:t>
       </w:r>
       <w:proofErr w:type="spellEnd"/>
@@ -1654,6 +1700,7 @@
     </w:p>
     <w:p>
       <w:r>
+        <w:lastRenderedPageBreak/>
         <w:t xml:space="preserve">- </w:t>
       </w:r>
       <w:proofErr w:type="spellStart"/>
@@ -1667,7 +1714,6 @@
     </w:p>
     <w:p>
       <w:r>
-        <w:lastRenderedPageBreak/>
         <w:t>- origin (string)</w:t>
       </w:r>
     </w:p>
@@ -1948,237 +1994,237 @@
         </w:numPr>
       </w:pPr>
       <w:r>
+        <w:lastRenderedPageBreak/>
         <w:t xml:space="preserve"> Confirm Booking (Review Page)</w:t>
       </w:r>
     </w:p>
     <w:p>
       <w:r>
+        <w:t>Endpoint: `POST /</w:t>
+      </w:r>
+      <w:proofErr w:type="spellStart"/>
+      <w:r>
+        <w:t>api</w:t>
+      </w:r>
+      <w:proofErr w:type="spellEnd"/>
+      <w:r>
+        <w:t>/bookings</w:t>
+      </w:r>
+      <w:proofErr w:type="gramStart"/>
+      <w:r>
+        <w:t>/:</w:t>
+      </w:r>
+      <w:proofErr w:type="spellStart"/>
+      <w:r>
+        <w:t>bookingId</w:t>
+      </w:r>
+      <w:proofErr w:type="spellEnd"/>
+      <w:proofErr w:type="gramEnd"/>
+      <w:r>
+        <w:t>/confirm`</w:t>
+      </w:r>
+    </w:p>
+    <w:p>
+      <w:r>
+        <w:t>Request Headers:</w:t>
+      </w:r>
+    </w:p>
+    <w:p>
+      <w:r>
+        <w:t>```</w:t>
+      </w:r>
+    </w:p>
+    <w:p>
+      <w:r>
+        <w:t>Authorization: Bearer &lt;JWT token&gt;</w:t>
+      </w:r>
+    </w:p>
+    <w:p>
+      <w:r>
+        <w:t>```</w:t>
+      </w:r>
+    </w:p>
+    <w:p>
+      <w:r>
+        <w:t>Request Body:</w:t>
+      </w:r>
+    </w:p>
+    <w:p>
+      <w:r>
+        <w:t>```</w:t>
+      </w:r>
+      <w:proofErr w:type="spellStart"/>
+      <w:r>
+        <w:t>json</w:t>
+      </w:r>
+      <w:proofErr w:type="spellEnd"/>
+    </w:p>
+    <w:p>
+      <w:r>
+        <w:t>{</w:t>
+      </w:r>
+    </w:p>
+    <w:p>
+      <w:r>
+        <w:t>  "</w:t>
+      </w:r>
+      <w:proofErr w:type="spellStart"/>
+      <w:r>
+        <w:t>passengerName</w:t>
+      </w:r>
+      <w:proofErr w:type="spellEnd"/>
+      <w:r>
+        <w:t>": "string",</w:t>
+      </w:r>
+    </w:p>
+    <w:p>
+      <w:r>
+        <w:t>  "</w:t>
+      </w:r>
+      <w:proofErr w:type="spellStart"/>
+      <w:r>
+        <w:t>passengerPhone</w:t>
+      </w:r>
+      <w:proofErr w:type="spellEnd"/>
+      <w:r>
+        <w:t>": "string",</w:t>
+      </w:r>
+    </w:p>
+    <w:p>
+      <w:r>
+        <w:t>  "</w:t>
+      </w:r>
+      <w:proofErr w:type="spellStart"/>
+      <w:r>
+        <w:t>passengerEmail</w:t>
+      </w:r>
+      <w:proofErr w:type="spellEnd"/>
+      <w:r>
+        <w:t>": "string"</w:t>
+      </w:r>
+    </w:p>
+    <w:p>
+      <w:r>
+        <w:t>}</w:t>
+      </w:r>
+    </w:p>
+    <w:p>
+      <w:r>
+        <w:t>```</w:t>
+      </w:r>
+    </w:p>
+    <w:p>
+      <w:r>
+        <w:t>Response:</w:t>
+      </w:r>
+    </w:p>
+    <w:p>
+      <w:r>
+        <w:t>```</w:t>
+      </w:r>
+      <w:proofErr w:type="spellStart"/>
+      <w:r>
+        <w:t>json</w:t>
+      </w:r>
+      <w:proofErr w:type="spellEnd"/>
+    </w:p>
+    <w:p>
+      <w:r>
+        <w:t>{</w:t>
+      </w:r>
+    </w:p>
+    <w:p>
+      <w:r>
+        <w:t>  "success": true,</w:t>
+      </w:r>
+    </w:p>
+    <w:p>
+      <w:r>
+        <w:t>  "</w:t>
+      </w:r>
+      <w:proofErr w:type="spellStart"/>
+      <w:r>
+        <w:t>bookingId</w:t>
+      </w:r>
+      <w:proofErr w:type="spellEnd"/>
+      <w:r>
+        <w:t>": "UUID",</w:t>
+      </w:r>
+    </w:p>
+    <w:p>
+      <w:r>
+        <w:t>  "</w:t>
+      </w:r>
+      <w:proofErr w:type="spellStart"/>
+      <w:r>
+        <w:t>bookingReference</w:t>
+      </w:r>
+      <w:proofErr w:type="spellEnd"/>
+      <w:r>
+        <w:t>": "GF1234567890-123",</w:t>
+      </w:r>
+    </w:p>
+    <w:p>
+      <w:r>
+        <w:t>  "status": "confirmed",</w:t>
+      </w:r>
+    </w:p>
+    <w:p>
+      <w:r>
+        <w:t>  "</w:t>
+      </w:r>
+      <w:proofErr w:type="spellStart"/>
+      <w:r>
+        <w:t>totalPrice</w:t>
+      </w:r>
+      <w:proofErr w:type="spellEnd"/>
+      <w:r>
+        <w:t>": 4500,</w:t>
+      </w:r>
+    </w:p>
+    <w:p>
+      <w:r>
+        <w:t>  "message": "Booking confirmed. Proceed to payment."</w:t>
+      </w:r>
+    </w:p>
+    <w:p>
+      <w:r>
+        <w:t>}</w:t>
+      </w:r>
+    </w:p>
+    <w:p>
+      <w:r>
+        <w:t>```</w:t>
+      </w:r>
+    </w:p>
+    <w:p>
+      <w:r>
+        <w:t>Logic:</w:t>
+      </w:r>
+    </w:p>
+    <w:p>
+      <w:r>
+        <w:t>Validate booking exists and belongs to user</w:t>
+      </w:r>
+    </w:p>
+    <w:p>
+      <w:r>
+        <w:t>Validate booking status is "draft"</w:t>
+      </w:r>
+    </w:p>
+    <w:p>
+      <w:r>
+        <w:t>Update passenger information</w:t>
+      </w:r>
+    </w:p>
+    <w:p>
+      <w:r>
         <w:lastRenderedPageBreak/>
-        <w:t>Endpoint: `POST /</w:t>
-      </w:r>
-      <w:proofErr w:type="spellStart"/>
-      <w:r>
-        <w:t>api</w:t>
-      </w:r>
-      <w:proofErr w:type="spellEnd"/>
-      <w:r>
-        <w:t>/bookings</w:t>
-      </w:r>
-      <w:proofErr w:type="gramStart"/>
-      <w:r>
-        <w:t>/:</w:t>
-      </w:r>
-      <w:proofErr w:type="spellStart"/>
-      <w:r>
-        <w:t>bookingId</w:t>
-      </w:r>
-      <w:proofErr w:type="spellEnd"/>
-      <w:proofErr w:type="gramEnd"/>
-      <w:r>
-        <w:t>/confirm`</w:t>
-      </w:r>
-    </w:p>
-    <w:p>
-      <w:r>
-        <w:t>Request Headers:</w:t>
-      </w:r>
-    </w:p>
-    <w:p>
-      <w:r>
-        <w:t>```</w:t>
-      </w:r>
-    </w:p>
-    <w:p>
-      <w:r>
-        <w:t>Authorization: Bearer &lt;JWT token&gt;</w:t>
-      </w:r>
-    </w:p>
-    <w:p>
-      <w:r>
-        <w:t>```</w:t>
-      </w:r>
-    </w:p>
-    <w:p>
-      <w:r>
-        <w:t>Request Body:</w:t>
-      </w:r>
-    </w:p>
-    <w:p>
-      <w:r>
-        <w:t>```</w:t>
-      </w:r>
-      <w:proofErr w:type="spellStart"/>
-      <w:r>
-        <w:t>json</w:t>
-      </w:r>
-      <w:proofErr w:type="spellEnd"/>
-    </w:p>
-    <w:p>
-      <w:r>
-        <w:t>{</w:t>
-      </w:r>
-    </w:p>
-    <w:p>
-      <w:r>
-        <w:t>  "</w:t>
-      </w:r>
-      <w:proofErr w:type="spellStart"/>
-      <w:r>
-        <w:t>passengerName</w:t>
-      </w:r>
-      <w:proofErr w:type="spellEnd"/>
-      <w:r>
-        <w:t>": "string",</w:t>
-      </w:r>
-    </w:p>
-    <w:p>
-      <w:r>
-        <w:t>  "</w:t>
-      </w:r>
-      <w:proofErr w:type="spellStart"/>
-      <w:r>
-        <w:t>passengerPhone</w:t>
-      </w:r>
-      <w:proofErr w:type="spellEnd"/>
-      <w:r>
-        <w:t>": "string",</w:t>
-      </w:r>
-    </w:p>
-    <w:p>
-      <w:r>
-        <w:t>  "</w:t>
-      </w:r>
-      <w:proofErr w:type="spellStart"/>
-      <w:r>
-        <w:t>passengerEmail</w:t>
-      </w:r>
-      <w:proofErr w:type="spellEnd"/>
-      <w:r>
-        <w:t>": "string"</w:t>
-      </w:r>
-    </w:p>
-    <w:p>
-      <w:r>
-        <w:t>}</w:t>
-      </w:r>
-    </w:p>
-    <w:p>
-      <w:r>
-        <w:t>```</w:t>
-      </w:r>
-    </w:p>
-    <w:p>
-      <w:r>
-        <w:t>Response:</w:t>
-      </w:r>
-    </w:p>
-    <w:p>
-      <w:r>
-        <w:t>```</w:t>
-      </w:r>
-      <w:proofErr w:type="spellStart"/>
-      <w:r>
-        <w:t>json</w:t>
-      </w:r>
-      <w:proofErr w:type="spellEnd"/>
-    </w:p>
-    <w:p>
-      <w:r>
-        <w:t>{</w:t>
-      </w:r>
-    </w:p>
-    <w:p>
-      <w:r>
-        <w:t>  "success": true,</w:t>
-      </w:r>
-    </w:p>
-    <w:p>
-      <w:r>
-        <w:t>  "</w:t>
-      </w:r>
-      <w:proofErr w:type="spellStart"/>
-      <w:r>
-        <w:t>bookingId</w:t>
-      </w:r>
-      <w:proofErr w:type="spellEnd"/>
-      <w:r>
-        <w:t>": "UUID",</w:t>
-      </w:r>
-    </w:p>
-    <w:p>
-      <w:r>
-        <w:t>  "</w:t>
-      </w:r>
-      <w:proofErr w:type="spellStart"/>
-      <w:r>
-        <w:t>bookingReference</w:t>
-      </w:r>
-      <w:proofErr w:type="spellEnd"/>
-      <w:r>
-        <w:t>": "GF1234567890-123",</w:t>
-      </w:r>
-    </w:p>
-    <w:p>
-      <w:r>
-        <w:t>  "status": "confirmed",</w:t>
-      </w:r>
-    </w:p>
-    <w:p>
-      <w:r>
-        <w:t>  "</w:t>
-      </w:r>
-      <w:proofErr w:type="spellStart"/>
-      <w:r>
-        <w:t>totalPrice</w:t>
-      </w:r>
-      <w:proofErr w:type="spellEnd"/>
-      <w:r>
-        <w:t>": 4500,</w:t>
-      </w:r>
-    </w:p>
-    <w:p>
-      <w:r>
-        <w:t>  "message": "Booking confirmed. Proceed to payment."</w:t>
-      </w:r>
-    </w:p>
-    <w:p>
-      <w:r>
-        <w:t>}</w:t>
-      </w:r>
-    </w:p>
-    <w:p>
-      <w:r>
-        <w:t>```</w:t>
-      </w:r>
-    </w:p>
-    <w:p>
-      <w:r>
-        <w:t>Logic:</w:t>
-      </w:r>
-    </w:p>
-    <w:p>
-      <w:r>
-        <w:t>Validate booking exists and belongs to user</w:t>
-      </w:r>
-    </w:p>
-    <w:p>
-      <w:r>
-        <w:t>Validate booking status is "draft"</w:t>
-      </w:r>
-    </w:p>
-    <w:p>
-      <w:r>
-        <w:t>Update passenger information</w:t>
-      </w:r>
-    </w:p>
-    <w:p>
-      <w:r>
         <w:t>Change booking status to "confirmed"</w:t>
       </w:r>
     </w:p>
     <w:p>
       <w:r>
-        <w:lastRenderedPageBreak/>
         <w:t>Seat lock remains active (will be released after payment timeout)</w:t>
       </w:r>
     </w:p>
@@ -2364,12 +2410,12 @@
     </w:p>
     <w:p>
       <w:r>
+        <w:lastRenderedPageBreak/>
         <w:t>- Draft/Confirmed: Free cancellation</w:t>
       </w:r>
     </w:p>
     <w:p>
       <w:r>
-        <w:lastRenderedPageBreak/>
         <w:t xml:space="preserve">- Paid (&gt;24 </w:t>
       </w:r>
       <w:proofErr w:type="spellStart"/>
@@ -2627,6 +2673,7 @@
     </w:p>
     <w:p>
       <w:r>
+        <w:lastRenderedPageBreak/>
         <w:t>    "</w:t>
       </w:r>
       <w:proofErr w:type="spellStart"/>
@@ -2640,7 +2687,6 @@
     </w:p>
     <w:p>
       <w:r>
-        <w:lastRenderedPageBreak/>
         <w:t>    "</w:t>
       </w:r>
       <w:proofErr w:type="spellStart"/>
@@ -2805,12 +2851,12 @@
     </w:p>
     <w:p>
       <w:r>
+        <w:lastRenderedPageBreak/>
         <w:t>    {</w:t>
       </w:r>
     </w:p>
     <w:p>
       <w:r>
-        <w:lastRenderedPageBreak/>
         <w:t>      "</w:t>
       </w:r>
       <w:proofErr w:type="spellStart"/>
@@ -2985,372 +3031,370 @@
     </w:p>
     <w:p>
       <w:r>
+        <w:lastRenderedPageBreak/>
         <w:t>3. Displays the bus layout and lets the user click a seat.</w:t>
       </w:r>
     </w:p>
     <w:p>
       <w:r>
+        <w:t>4. Sends the final booking request (Draft Booking) to the backend.</w:t>
+      </w:r>
+    </w:p>
+    <w:p/>
+    <w:p>
+      <w:r>
+        <w:t xml:space="preserve"> What the Backend (Java/Spring Boot) does:</w:t>
+      </w:r>
+    </w:p>
+    <w:p>
+      <w:r>
+        <w:t xml:space="preserve">1. </w:t>
+      </w:r>
+      <w:r>
+        <w:t xml:space="preserve">Data Management: </w:t>
+      </w:r>
+      <w:r>
+        <w:t>Queries the database to find actual routes, prices, and buses.</w:t>
+      </w:r>
+    </w:p>
+    <w:p>
+      <w:r>
+        <w:t>2. Availability Checks: Checks the database to see which seats are already booked on a specific date and bus.</w:t>
+      </w:r>
+    </w:p>
+    <w:p>
+      <w:r>
+        <w:t>3. Con</w:t>
+      </w:r>
+      <w:r>
+        <w:t>currency Control (Seat Locking)</w:t>
+      </w:r>
+      <w:r>
+        <w:t xml:space="preserve">: Crucially, if two users try to click the same seat at the exact same time, the backend uses a "Seat Lock" to ensure only the first person gets it. </w:t>
+      </w:r>
+    </w:p>
+    <w:p>
+      <w:r>
+        <w:t xml:space="preserve">4. </w:t>
+      </w:r>
+      <w:r>
+        <w:t>Draft Creation</w:t>
+      </w:r>
+      <w:r>
+        <w:t>: Creates a temporary booking record in the database while waiting for the user to pay.</w:t>
+      </w:r>
+    </w:p>
+    <w:p/>
+    <w:p>
+      <w:r>
+        <w:t xml:space="preserve">Here is a comprehensive guide on how to build the backend logic for the </w:t>
+      </w:r>
+      <w:r>
+        <w:t>“Create Booking” flow</w:t>
+      </w:r>
+      <w:r>
+        <w:t xml:space="preserve"> using Java Spring Boot.</w:t>
+      </w:r>
+    </w:p>
+    <w:p>
+      <w:r>
+        <w:t xml:space="preserve"> Step 1: Create the Database Entities</w:t>
+      </w:r>
+    </w:p>
+    <w:p>
+      <w:r>
+        <w:t>You need to represent the core concepts in Java classes mapped to database tables using JPA (`@Entity`).</w:t>
+      </w:r>
+    </w:p>
+    <w:p/>
+    <w:p>
+      <w:r>
+        <w:t>1. Route Entity</w:t>
+      </w:r>
+    </w:p>
+    <w:p>
+      <w:r>
+        <w:t>This stores the origin, destination, and base price.</w:t>
+      </w:r>
+    </w:p>
+    <w:p>
+      <w:r>
+        <w:t>2. Bus Entity</w:t>
+      </w:r>
+    </w:p>
+    <w:p>
+      <w:r>
+        <w:t>Represents the actual vehicles.</w:t>
+      </w:r>
+    </w:p>
+    <w:p>
+      <w:r>
+        <w:t>3. Booking Entity</w:t>
+      </w:r>
+    </w:p>
+    <w:p>
+      <w:r>
+        <w:t>Stores the user's reservation.</w:t>
+      </w:r>
+    </w:p>
+    <w:p/>
+    <w:p>
+      <w:r>
+        <w:t>Step 2: Create the Repositories</w:t>
+      </w:r>
+    </w:p>
+    <w:p>
+      <w:r>
+        <w:t>Spring Data JPA makes it easy to interact with the database. Create interfaces for your entities.</w:t>
+      </w:r>
+    </w:p>
+    <w:p/>
+    <w:p>
+      <w:r>
+        <w:t>Step 3: Create the Booking Service</w:t>
+      </w:r>
+    </w:p>
+    <w:p>
+      <w:r>
+        <w:t>This is where the core business logic happens. When the frontend says "Book seat #5 on Bus 101", the backend must verify it's available.</w:t>
+      </w:r>
+    </w:p>
+    <w:p/>
+    <w:p>
+      <w:r>
+        <w:t>Step 4: Create the Data Transfer Objects (DTOs)</w:t>
+      </w:r>
+    </w:p>
+    <w:p>
+      <w:r>
+        <w:t xml:space="preserve">Create a class to handle the </w:t>
+      </w:r>
+      <w:proofErr w:type="spellStart"/>
+      <w:r>
+        <w:t>income</w:t>
+      </w:r>
+      <w:r>
+        <w:t>ng</w:t>
+      </w:r>
+      <w:proofErr w:type="spellEnd"/>
+      <w:r>
+        <w:t xml:space="preserve"> JSON payload from the frontend.</w:t>
+      </w:r>
+    </w:p>
+    <w:p/>
+    <w:p>
+      <w:r>
+        <w:t>Step 5: Create the Booking Controller</w:t>
+      </w:r>
+    </w:p>
+    <w:p>
+      <w:r>
+        <w:t>Finally, expose an API endpoint that `Booking.js` can `</w:t>
+      </w:r>
+      <w:proofErr w:type="gramStart"/>
+      <w:r>
+        <w:t>fetch(</w:t>
+      </w:r>
+      <w:proofErr w:type="gramEnd"/>
+      <w:r>
+        <w:t>)`.</w:t>
+      </w:r>
+    </w:p>
+    <w:p/>
+    <w:p>
+      <w:r>
+        <w:t>How to hook it into the Frontend (`Booking.js`)</w:t>
+      </w:r>
+    </w:p>
+    <w:p/>
+    <w:p>
+      <w:r>
+        <w:t>Right now, your `Booking.js` has a `</w:t>
+      </w:r>
+      <w:proofErr w:type="spellStart"/>
+      <w:proofErr w:type="gramStart"/>
+      <w:r>
+        <w:t>saveDraft</w:t>
+      </w:r>
+      <w:proofErr w:type="spellEnd"/>
+      <w:r>
+        <w:t>(</w:t>
+      </w:r>
+      <w:proofErr w:type="gramEnd"/>
+      <w:r>
+        <w:t>)` function that does this:</w:t>
+      </w:r>
+    </w:p>
+    <w:p/>
+    <w:p>
+      <w:r>
+        <w:t>```</w:t>
+      </w:r>
+      <w:proofErr w:type="spellStart"/>
+      <w:r>
+        <w:t>javascript</w:t>
+      </w:r>
+      <w:proofErr w:type="spellEnd"/>
+    </w:p>
+    <w:p>
+      <w:r>
+        <w:t xml:space="preserve">function </w:t>
+      </w:r>
+      <w:proofErr w:type="spellStart"/>
+      <w:proofErr w:type="gramStart"/>
+      <w:r>
+        <w:t>saveDraft</w:t>
+      </w:r>
+      <w:proofErr w:type="spellEnd"/>
+      <w:r>
+        <w:t>(</w:t>
+      </w:r>
+      <w:proofErr w:type="gramEnd"/>
+      <w:r>
+        <w:t>) {</w:t>
+      </w:r>
+    </w:p>
+    <w:p>
+      <w:r>
+        <w:t>  // Draft will be saved to backend API</w:t>
+      </w:r>
+    </w:p>
+    <w:p>
+      <w:r>
+        <w:t xml:space="preserve">  </w:t>
+      </w:r>
+      <w:proofErr w:type="gramStart"/>
+      <w:r>
+        <w:t>alert(</w:t>
+      </w:r>
+      <w:proofErr w:type="gramEnd"/>
+      <w:r>
+        <w:t>"Booking draft saved!");</w:t>
+      </w:r>
+    </w:p>
+    <w:p>
+      <w:r>
+        <w:t>}</w:t>
+      </w:r>
+    </w:p>
+    <w:p>
+      <w:r>
+        <w:t>```</w:t>
+      </w:r>
+    </w:p>
+    <w:p/>
+    <w:p>
+      <w:r>
+        <w:t>Once the Java backend above is running, you would update that function to lo</w:t>
+      </w:r>
+      <w:r>
+        <w:t xml:space="preserve">ok exactly like the login fetch (Replace the </w:t>
+      </w:r>
+      <w:proofErr w:type="spellStart"/>
+      <w:r>
+        <w:t>saveDraft</w:t>
+      </w:r>
+      <w:proofErr w:type="spellEnd"/>
+      <w:r>
+        <w:t xml:space="preserve"> function with this):</w:t>
+      </w:r>
+    </w:p>
+    <w:p/>
+    <w:p>
+      <w:r>
+        <w:t>```</w:t>
+      </w:r>
+      <w:proofErr w:type="spellStart"/>
+      <w:r>
+        <w:t>javascript</w:t>
+      </w:r>
+      <w:proofErr w:type="spellEnd"/>
+    </w:p>
+    <w:p>
+      <w:proofErr w:type="spellStart"/>
+      <w:r>
+        <w:t>async</w:t>
+      </w:r>
+      <w:proofErr w:type="spellEnd"/>
+      <w:r>
+        <w:t xml:space="preserve"> function </w:t>
+      </w:r>
+      <w:proofErr w:type="spellStart"/>
+      <w:proofErr w:type="gramStart"/>
+      <w:r>
+        <w:t>saveDraft</w:t>
+      </w:r>
+      <w:proofErr w:type="spellEnd"/>
+      <w:r>
+        <w:t>(</w:t>
+      </w:r>
+      <w:proofErr w:type="gramEnd"/>
+      <w:r>
+        <w:t>) {</w:t>
+      </w:r>
+    </w:p>
+    <w:p>
+      <w:r>
+        <w:t xml:space="preserve">  const data = </w:t>
+      </w:r>
+      <w:proofErr w:type="spellStart"/>
+      <w:proofErr w:type="gramStart"/>
+      <w:r>
+        <w:t>getFormData</w:t>
+      </w:r>
+      <w:proofErr w:type="spellEnd"/>
+      <w:r>
+        <w:t>(</w:t>
+      </w:r>
+      <w:proofErr w:type="gramEnd"/>
+      <w:r>
+        <w:t>);</w:t>
+      </w:r>
+    </w:p>
+    <w:p>
+      <w:r>
+        <w:t xml:space="preserve">  </w:t>
+      </w:r>
+    </w:p>
+    <w:p>
+      <w:r>
+        <w:t>  try {</w:t>
+      </w:r>
+    </w:p>
+    <w:p>
+      <w:r>
+        <w:t xml:space="preserve">      const response = await </w:t>
+      </w:r>
+      <w:proofErr w:type="gramStart"/>
+      <w:r>
+        <w:t>fetch(</w:t>
+      </w:r>
+      <w:proofErr w:type="gramEnd"/>
+      <w:r>
+        <w:t>'http://localhost:5500/</w:t>
+      </w:r>
+      <w:proofErr w:type="spellStart"/>
+      <w:r>
+        <w:t>api</w:t>
+      </w:r>
+      <w:proofErr w:type="spellEnd"/>
+      <w:r>
+        <w:t>/bookings/draft', {</w:t>
+      </w:r>
+    </w:p>
+    <w:p>
+      <w:r>
+        <w:t>          method: 'POST',</w:t>
+      </w:r>
+    </w:p>
+    <w:p>
+      <w:r>
+        <w:t>          headers: {</w:t>
+      </w:r>
+    </w:p>
+    <w:p>
+      <w:r>
         <w:lastRenderedPageBreak/>
-        <w:t>4. Sends the final booking request (Draft Booking) to the backend.</w:t>
-      </w:r>
-    </w:p>
-    <w:p/>
-    <w:p>
-      <w:r>
-        <w:t xml:space="preserve"> What the Backend (Java/Spring Boot) does:</w:t>
-      </w:r>
-    </w:p>
-    <w:p>
-      <w:r>
-        <w:t xml:space="preserve">1. </w:t>
-      </w:r>
-      <w:r>
-        <w:t xml:space="preserve">Data Management: </w:t>
-      </w:r>
-      <w:r>
-        <w:t>Queries the database to find actual routes, prices, and buses.</w:t>
-      </w:r>
-    </w:p>
-    <w:p>
-      <w:r>
-        <w:t>2. Availability Checks: Checks the database to see which seats are already booked on a specific date and bus.</w:t>
-      </w:r>
-    </w:p>
-    <w:p>
-      <w:r>
-        <w:t>3. Con</w:t>
-      </w:r>
-      <w:r>
-        <w:t>currency Control (Seat Locking)</w:t>
-      </w:r>
-      <w:r>
-        <w:t xml:space="preserve">: Crucially, if two users try to click the same seat at the exact same time, the backend uses a "Seat Lock" to ensure only the first person gets it. </w:t>
-      </w:r>
-    </w:p>
-    <w:p>
-      <w:r>
-        <w:t xml:space="preserve">4. </w:t>
-      </w:r>
-      <w:r>
-        <w:t>Draft Creation</w:t>
-      </w:r>
-      <w:r>
-        <w:t>: Creates a temporary booking record in the database while waiting for the user to pay.</w:t>
-      </w:r>
-    </w:p>
-    <w:p/>
-    <w:p>
-      <w:r>
-        <w:t xml:space="preserve">Here is a comprehensive guide on how to build the backend logic for the </w:t>
-      </w:r>
-      <w:r>
-        <w:t>“Create Booking” flow</w:t>
-      </w:r>
-      <w:r>
-        <w:t xml:space="preserve"> using Java Spring Boot.</w:t>
-      </w:r>
-    </w:p>
-    <w:p>
-      <w:r>
-        <w:t xml:space="preserve"> Step 1: Create the Database Entities</w:t>
-      </w:r>
-    </w:p>
-    <w:p>
-      <w:r>
-        <w:t>You need to represent the core concepts in Java classes mapped to database tables using JPA (`@Entity`).</w:t>
-      </w:r>
-    </w:p>
-    <w:p/>
-    <w:p>
-      <w:r>
-        <w:t>1. Route Entity</w:t>
-      </w:r>
-    </w:p>
-    <w:p>
-      <w:r>
-        <w:t>This stores the origin, destination, and base price.</w:t>
-      </w:r>
-    </w:p>
-    <w:p>
-      <w:r>
-        <w:t>2. Bus Entity</w:t>
-      </w:r>
-    </w:p>
-    <w:p>
-      <w:r>
-        <w:t>Represents the actual vehicles.</w:t>
-      </w:r>
-    </w:p>
-    <w:p>
-      <w:r>
-        <w:t>3. Booking Entity</w:t>
-      </w:r>
-    </w:p>
-    <w:p>
-      <w:r>
-        <w:t>Stores the user's reservation.</w:t>
-      </w:r>
-    </w:p>
-    <w:p/>
-    <w:p>
-      <w:r>
-        <w:t>Step 2: Create the Repositories</w:t>
-      </w:r>
-    </w:p>
-    <w:p>
-      <w:r>
-        <w:t>Spring Data JPA makes it easy to interact with the database. Create interfaces for your entities.</w:t>
-      </w:r>
-    </w:p>
-    <w:p/>
-    <w:p>
-      <w:r>
-        <w:t>Step 3: Create the Booking Service</w:t>
-      </w:r>
-    </w:p>
-    <w:p>
-      <w:r>
-        <w:t>This is where the core business logic happens. When the frontend says "Book seat #5 on Bus 101", the backend must verify it's available.</w:t>
-      </w:r>
-    </w:p>
-    <w:p/>
-    <w:p>
-      <w:r>
-        <w:lastRenderedPageBreak/>
-        <w:t>Step 4: Create the Data Transfer Objects (DTOs)</w:t>
-      </w:r>
-    </w:p>
-    <w:p>
-      <w:r>
-        <w:t xml:space="preserve">Create a class to handle the </w:t>
-      </w:r>
-      <w:proofErr w:type="spellStart"/>
-      <w:r>
-        <w:t>income</w:t>
-      </w:r>
-      <w:r>
-        <w:t>ng</w:t>
-      </w:r>
-      <w:proofErr w:type="spellEnd"/>
-      <w:r>
-        <w:t xml:space="preserve"> JSON payload from the frontend.</w:t>
-      </w:r>
-    </w:p>
-    <w:p/>
-    <w:p>
-      <w:r>
-        <w:t>Step 5: Create the Booking Controller</w:t>
-      </w:r>
-    </w:p>
-    <w:p>
-      <w:r>
-        <w:t>Finally, expose an API endpoint that `Booking.js` can `</w:t>
-      </w:r>
-      <w:proofErr w:type="gramStart"/>
-      <w:r>
-        <w:t>fetch(</w:t>
-      </w:r>
-      <w:proofErr w:type="gramEnd"/>
-      <w:r>
-        <w:t>)`.</w:t>
-      </w:r>
-    </w:p>
-    <w:p/>
-    <w:p>
-      <w:r>
-        <w:t>How to hook it into the Frontend (`Booking.js`)</w:t>
-      </w:r>
-    </w:p>
-    <w:p/>
-    <w:p>
-      <w:r>
-        <w:t>Right now, your `Booking.js` has a `</w:t>
-      </w:r>
-      <w:proofErr w:type="spellStart"/>
-      <w:proofErr w:type="gramStart"/>
-      <w:r>
-        <w:t>saveDraft</w:t>
-      </w:r>
-      <w:proofErr w:type="spellEnd"/>
-      <w:r>
-        <w:t>(</w:t>
-      </w:r>
-      <w:proofErr w:type="gramEnd"/>
-      <w:r>
-        <w:t>)` function that does this:</w:t>
-      </w:r>
-    </w:p>
-    <w:p/>
-    <w:p>
-      <w:r>
-        <w:t>```</w:t>
-      </w:r>
-      <w:proofErr w:type="spellStart"/>
-      <w:r>
-        <w:t>javascript</w:t>
-      </w:r>
-      <w:proofErr w:type="spellEnd"/>
-    </w:p>
-    <w:p>
-      <w:r>
-        <w:t xml:space="preserve">function </w:t>
-      </w:r>
-      <w:proofErr w:type="spellStart"/>
-      <w:proofErr w:type="gramStart"/>
-      <w:r>
-        <w:t>saveDraft</w:t>
-      </w:r>
-      <w:proofErr w:type="spellEnd"/>
-      <w:r>
-        <w:t>(</w:t>
-      </w:r>
-      <w:proofErr w:type="gramEnd"/>
-      <w:r>
-        <w:t>) {</w:t>
-      </w:r>
-    </w:p>
-    <w:p>
-      <w:r>
-        <w:t>  // Draft will be saved to backend API</w:t>
-      </w:r>
-    </w:p>
-    <w:p>
-      <w:r>
-        <w:t xml:space="preserve">  </w:t>
-      </w:r>
-      <w:proofErr w:type="gramStart"/>
-      <w:r>
-        <w:t>alert(</w:t>
-      </w:r>
-      <w:proofErr w:type="gramEnd"/>
-      <w:r>
-        <w:t>"Booking draft saved!");</w:t>
-      </w:r>
-    </w:p>
-    <w:p>
-      <w:r>
-        <w:t>}</w:t>
-      </w:r>
-    </w:p>
-    <w:p>
-      <w:r>
-        <w:t>```</w:t>
-      </w:r>
-    </w:p>
-    <w:p/>
-    <w:p>
-      <w:r>
-        <w:t>Once the Java backend above is running, you would update that function to lo</w:t>
-      </w:r>
-      <w:r>
-        <w:t xml:space="preserve">ok exactly like the login fetch (Replace the </w:t>
-      </w:r>
-      <w:proofErr w:type="spellStart"/>
-      <w:r>
-        <w:t>saveDraft</w:t>
-      </w:r>
-      <w:proofErr w:type="spellEnd"/>
-      <w:r>
-        <w:t xml:space="preserve"> function with this):</w:t>
-      </w:r>
-    </w:p>
-    <w:p/>
-    <w:p>
-      <w:r>
-        <w:t>```</w:t>
-      </w:r>
-      <w:proofErr w:type="spellStart"/>
-      <w:r>
-        <w:t>javascript</w:t>
-      </w:r>
-      <w:bookmarkStart w:id="0" w:name="_GoBack"/>
-      <w:bookmarkEnd w:id="0"/>
-      <w:proofErr w:type="spellEnd"/>
-    </w:p>
-    <w:p>
-      <w:proofErr w:type="spellStart"/>
-      <w:r>
-        <w:t>async</w:t>
-      </w:r>
-      <w:proofErr w:type="spellEnd"/>
-      <w:r>
-        <w:t xml:space="preserve"> function </w:t>
-      </w:r>
-      <w:proofErr w:type="spellStart"/>
-      <w:proofErr w:type="gramStart"/>
-      <w:r>
-        <w:t>saveDraft</w:t>
-      </w:r>
-      <w:proofErr w:type="spellEnd"/>
-      <w:r>
-        <w:t>(</w:t>
-      </w:r>
-      <w:proofErr w:type="gramEnd"/>
-      <w:r>
-        <w:t>) {</w:t>
-      </w:r>
-    </w:p>
-    <w:p>
-      <w:r>
-        <w:t xml:space="preserve">  const data = </w:t>
-      </w:r>
-      <w:proofErr w:type="spellStart"/>
-      <w:proofErr w:type="gramStart"/>
-      <w:r>
-        <w:t>getFormData</w:t>
-      </w:r>
-      <w:proofErr w:type="spellEnd"/>
-      <w:r>
-        <w:t>(</w:t>
-      </w:r>
-      <w:proofErr w:type="gramEnd"/>
-      <w:r>
-        <w:t>);</w:t>
-      </w:r>
-    </w:p>
-    <w:p>
-      <w:r>
-        <w:t xml:space="preserve">  </w:t>
-      </w:r>
-    </w:p>
-    <w:p>
-      <w:r>
-        <w:t>  try {</w:t>
-      </w:r>
-    </w:p>
-    <w:p>
-      <w:r>
-        <w:t xml:space="preserve">      const response = await </w:t>
-      </w:r>
-      <w:proofErr w:type="gramStart"/>
-      <w:r>
-        <w:t>fetch(</w:t>
-      </w:r>
-      <w:proofErr w:type="gramEnd"/>
-      <w:r>
-        <w:t>'http://localhost:5500/</w:t>
-      </w:r>
-      <w:proofErr w:type="spellStart"/>
-      <w:r>
-        <w:t>api</w:t>
-      </w:r>
-      <w:proofErr w:type="spellEnd"/>
-      <w:r>
-        <w:t>/bookings/draft', {</w:t>
-      </w:r>
-    </w:p>
-    <w:p>
-      <w:r>
-        <w:t>          method: 'POST',</w:t>
-      </w:r>
-    </w:p>
-    <w:p>
-      <w:r>
-        <w:t>          headers: {</w:t>
-      </w:r>
-    </w:p>
-    <w:p>
-      <w:r>
         <w:t>              'Content-Type': 'application/</w:t>
       </w:r>
       <w:proofErr w:type="spellStart"/>
@@ -3364,7 +3408,6 @@
     </w:p>
     <w:p>
       <w:r>
-        <w:lastRenderedPageBreak/>
         <w:t>              'Authorization': `Bearer ${</w:t>
       </w:r>
       <w:proofErr w:type="spellStart"/>
